--- a/KRISH_PAVULURI_CV.docx
+++ b/KRISH_PAVULURI_CV.docx
@@ -44,7 +44,7 @@
         </w:rPr>
         <w:t xml:space="preserve">Montreal, QC  |  438-928-0928  |  </w:t>
       </w:r>
-      <w:hyperlink w:history="1" r:id="rIdusktfygvfl1gsqk3juu9m">
+      <w:hyperlink w:history="1" r:id="rIditafas4ve1xonvqil66hp">
         <w:r>
           <w:rPr>
             <w:rStyle w:val="Hyperlink"/>
@@ -61,7 +61,7 @@
         </w:rPr>
         <w:t xml:space="preserve">  |  </w:t>
       </w:r>
-      <w:hyperlink w:history="1" r:id="rIdm1fyndd2qltyanjkrrc4l">
+      <w:hyperlink w:history="1" r:id="rId0nywqadtkbu7xqxmpmhzi">
         <w:r>
           <w:rPr>
             <w:rStyle w:val="Hyperlink"/>
@@ -78,7 +78,7 @@
         </w:rPr>
         <w:t xml:space="preserve">  |  </w:t>
       </w:r>
-      <w:hyperlink w:history="1" r:id="rId4oadua2-kbn0wbevmge4j">
+      <w:hyperlink w:history="1" r:id="rIdewclsylouurfkgu1pco3z">
         <w:r>
           <w:rPr>
             <w:rStyle w:val="Hyperlink"/>
